--- a/finance_qa/一页结论.docx
+++ b/finance_qa/一页结论.docx
@@ -60,7 +60,7 @@
           <w:color w:val="B0202E"/>
           <w:sz w:val="24"/>
         </w:rPr>
-        <w:t>哪类题答得好：单公司事实 / 治理 / 分红 / 管理层讨论（6/7 答对）</w:t>
+        <w:t>哪类题答得好：单公司事实 / 治理 / 分红 / 财务（5/7 答对）</w:t>
       </w:r>
     </w:p>
     <w:p>
@@ -84,7 +84,7 @@
         <w:rPr>
           <w:b w:val="0"/>
         </w:rPr>
-        <w:t>• 茅台毛利率 91.23%（p18）、洋河每10股派14.70元（p40）、汾酒实控人（p43）</w:t>
+        <w:t>• 茅台毛利率 91.23%（p10）、洋河每10股派14.70元（p40）、汾酒实控人（p43）</w:t>
       </w:r>
     </w:p>
     <w:p>
@@ -133,7 +133,7 @@
         <w:rPr>
           <w:b w:val="0"/>
         </w:rPr>
-        <w:t>• 「12家营收最大」→ 判对是茅台，但数字被截断</w:t>
+        <w:t>• 「12家营收最大」→ 各家口径不齐，不敢下结论</w:t>
       </w:r>
     </w:p>
     <w:p>
@@ -193,7 +193,7 @@
         <w:rPr>
           <w:b w:val="0"/>
         </w:rPr>
-        <w:t>✅ 答对 6 题（单公司事实/治理/分红/管理层讨论）｜⚠️ 部分 2 题（需计算/数字截断）｜❌ 翻车 2 题（跨公司全景/对比）</w:t>
+        <w:t>✅ 答对 5 题（单公司事实/治理/分红/财务）｜⚠️ 部分 3 题（需计算/口径不齐/过于保守）｜❌ 翻车 2 题（跨公司全景/对比）</w:t>
       </w:r>
     </w:p>
     <w:sectPr>
